--- a/docs/Informe - Tarea 2.docx
+++ b/docs/Informe - Tarea 2.docx
@@ -666,6 +666,10 @@
     <w:sdt>
       <w:sdtPr>
         <w:rPr>
+          <w:rFonts w:ascii="Arial" w:eastAsia="Arial" w:hAnsi="Arial" w:cs="Arial"/>
+          <w:color w:val="auto"/>
+          <w:sz w:val="22"/>
+          <w:szCs w:val="22"/>
           <w:lang w:val="es-MX"/>
         </w:rPr>
         <w:id w:val="-1157768611"/>
@@ -676,12 +680,8 @@
       </w:sdtPr>
       <w:sdtEndPr>
         <w:rPr>
-          <w:rFonts w:ascii="Arial" w:eastAsia="Arial" w:hAnsi="Arial" w:cs="Arial"/>
           <w:b/>
           <w:bCs/>
-          <w:color w:val="auto"/>
-          <w:sz w:val="22"/>
-          <w:szCs w:val="22"/>
         </w:rPr>
       </w:sdtEndPr>
       <w:sdtContent>
@@ -14205,7 +14205,7 @@
         </w:rPr>
         <w:lastRenderedPageBreak/>
         <w:drawing>
-          <wp:inline distT="0" distB="0" distL="0" distR="0" wp14:anchorId="6F278BD6" wp14:editId="7B4FB65E">
+          <wp:inline distT="0" distB="0" distL="0" distR="0" wp14:anchorId="6F278BD6" wp14:editId="31842D31">
             <wp:extent cx="5715000" cy="2705100"/>
             <wp:effectExtent l="0" t="0" r="0" b="0"/>
             <wp:docPr id="459441000" name="Imagen 3"/>
@@ -41878,6 +41878,7 @@
       <w:r>
         <w:rPr>
           <w:rFonts w:ascii="Times New Roman" w:eastAsia="Times New Roman" w:hAnsi="Times New Roman" w:cs="Times New Roman"/>
+          <w:noProof/>
           <w:sz w:val="24"/>
           <w:szCs w:val="24"/>
           <w:lang w:val="en-US"/>
@@ -41968,6 +41969,47 @@
           <w:lang w:val="en-US"/>
         </w:rPr>
       </w:pPr>
+      <w:hyperlink r:id="rId21" w:history="1">
+        <w:r>
+          <w:rPr>
+            <w:rStyle w:val="Hipervnculo"/>
+            <w:lang w:val="en-US"/>
+          </w:rPr>
+          <w:t>https://github.com/JeffreyHurtarte/aurora-threat-model.git</w:t>
+        </w:r>
+      </w:hyperlink>
+    </w:p>
+    <w:p>
+      <w:pPr>
+        <w:rPr>
+          <w:rFonts w:ascii="Times New Roman" w:eastAsia="Times New Roman" w:hAnsi="Times New Roman" w:cs="Times New Roman"/>
+          <w:sz w:val="24"/>
+          <w:szCs w:val="24"/>
+          <w:lang w:val="en-US"/>
+        </w:rPr>
+      </w:pPr>
+    </w:p>
+    <w:p>
+      <w:pPr>
+        <w:tabs>
+          <w:tab w:val="left" w:pos="3285"/>
+        </w:tabs>
+        <w:rPr>
+          <w:rFonts w:ascii="Times New Roman" w:eastAsia="Times New Roman" w:hAnsi="Times New Roman" w:cs="Times New Roman"/>
+          <w:sz w:val="24"/>
+          <w:szCs w:val="24"/>
+          <w:lang w:val="en-US"/>
+        </w:rPr>
+      </w:pPr>
+      <w:r>
+        <w:rPr>
+          <w:rFonts w:ascii="Times New Roman" w:eastAsia="Times New Roman" w:hAnsi="Times New Roman" w:cs="Times New Roman"/>
+          <w:sz w:val="24"/>
+          <w:szCs w:val="24"/>
+          <w:lang w:val="en-US"/>
+        </w:rPr>
+        <w:tab/>
+      </w:r>
     </w:p>
     <w:sectPr>
       <w:pgSz w:w="11909" w:h="16834"/>
